--- a/klagomål/A 62754-2025 FSC-klagomål.docx
+++ b/klagomål/A 62754-2025 FSC-klagomål.docx
@@ -674,7 +674,7 @@
     <w:r>
       <w:tab/>
       <w:tab/>
-      <w:t>2026-10-18</w:t>
+      <w:t>2026-10-19</w:t>
       <w:br/>
       <w:br/>
     </w:r>

--- a/klagomål/A 62754-2025 FSC-klagomål.docx
+++ b/klagomål/A 62754-2025 FSC-klagomål.docx
@@ -674,7 +674,7 @@
     <w:r>
       <w:tab/>
       <w:tab/>
-      <w:t>2026-10-19</w:t>
+      <w:t>2026-10-20</w:t>
       <w:br/>
       <w:br/>
     </w:r>

--- a/klagomål/A 62754-2025 FSC-klagomål.docx
+++ b/klagomål/A 62754-2025 FSC-klagomål.docx
@@ -674,7 +674,7 @@
     <w:r>
       <w:tab/>
       <w:tab/>
-      <w:t>2026-10-20</w:t>
+      <w:t>2026-10-21</w:t>
       <w:br/>
       <w:br/>
     </w:r>

--- a/klagomål/A 62754-2025 FSC-klagomål.docx
+++ b/klagomål/A 62754-2025 FSC-klagomål.docx
@@ -674,7 +674,7 @@
     <w:r>
       <w:tab/>
       <w:tab/>
-      <w:t>2026-10-21</w:t>
+      <w:t>2026-10-22</w:t>
       <w:br/>
       <w:br/>
     </w:r>

--- a/klagomål/A 62754-2025 FSC-klagomål.docx
+++ b/klagomål/A 62754-2025 FSC-klagomål.docx
@@ -674,7 +674,7 @@
     <w:r>
       <w:tab/>
       <w:tab/>
-      <w:t>2026-10-22</w:t>
+      <w:t>2026-10-23</w:t>
       <w:br/>
       <w:br/>
     </w:r>

--- a/klagomål/A 62754-2025 FSC-klagomål.docx
+++ b/klagomål/A 62754-2025 FSC-klagomål.docx
@@ -674,7 +674,7 @@
     <w:r>
       <w:tab/>
       <w:tab/>
-      <w:t>2026-10-23</w:t>
+      <w:t>2026-10-24</w:t>
       <w:br/>
       <w:br/>
     </w:r>

--- a/klagomål/A 62754-2025 FSC-klagomål.docx
+++ b/klagomål/A 62754-2025 FSC-klagomål.docx
@@ -674,7 +674,7 @@
     <w:r>
       <w:tab/>
       <w:tab/>
-      <w:t>2026-10-24</w:t>
+      <w:t>2026-10-25</w:t>
       <w:br/>
       <w:br/>
     </w:r>

--- a/klagomål/A 62754-2025 FSC-klagomål.docx
+++ b/klagomål/A 62754-2025 FSC-klagomål.docx
@@ -674,7 +674,7 @@
     <w:r>
       <w:tab/>
       <w:tab/>
-      <w:t>2026-10-25</w:t>
+      <w:t>2026-10-26</w:t>
       <w:br/>
       <w:br/>
     </w:r>

--- a/klagomål/A 62754-2025 FSC-klagomål.docx
+++ b/klagomål/A 62754-2025 FSC-klagomål.docx
@@ -674,7 +674,7 @@
     <w:r>
       <w:tab/>
       <w:tab/>
-      <w:t>2026-10-26</w:t>
+      <w:t>2026-10-27</w:t>
       <w:br/>
       <w:br/>
     </w:r>

--- a/klagomål/A 62754-2025 FSC-klagomål.docx
+++ b/klagomål/A 62754-2025 FSC-klagomål.docx
@@ -674,7 +674,7 @@
     <w:r>
       <w:tab/>
       <w:tab/>
-      <w:t>2026-10-27</w:t>
+      <w:t>2026-10-28</w:t>
       <w:br/>
       <w:br/>
     </w:r>

--- a/klagomål/A 62754-2025 FSC-klagomål.docx
+++ b/klagomål/A 62754-2025 FSC-klagomål.docx
@@ -178,7 +178,7 @@
       <w:r>
         <w:drawing>
           <wp:inline xmlns:a="http://schemas.openxmlformats.org/drawingml/2006/main" xmlns:pic="http://schemas.openxmlformats.org/drawingml/2006/picture">
-            <wp:extent cx="5486400" cy="4596510"/>
+            <wp:extent cx="5486400" cy="4834065"/>
             <wp:docPr id="1" name="Picture 1"/>
             <wp:cNvGraphicFramePr>
               <a:graphicFrameLocks noChangeAspect="1"/>
@@ -199,7 +199,7 @@
                   <pic:spPr>
                     <a:xfrm>
                       <a:off x="0" y="0"/>
-                      <a:ext cx="5486400" cy="4596510"/>
+                      <a:ext cx="5486400" cy="4834065"/>
                     </a:xfrm>
                     <a:prstGeom prst="rect"/>
                   </pic:spPr>
@@ -221,7 +221,7 @@
     </w:p>
     <w:p>
       <w:r>
-        <w:t>I avverkningsanmälan finns fynd av 2 naturvårdsarter, varav 2 är rödlistade: gulsträngad fagerspindling (VU) och trollspindling (VU). Se Figur 1.</w:t>
+        <w:t>I avverkningsanmälan finns fynd av 4 naturvårdsarter, varav 3 är rödlistade, 1 är typisk (T) och 1 är signalart (S): gulsträngad fagerspindling (VU), trollspindling (VU), kattfotslav (NT, T) och olivspindling (S). Se Figur 1.</w:t>
       </w:r>
     </w:p>
     <w:p>
@@ -267,6 +267,46 @@
       </w:r>
       <w:r>
         <w:t xml:space="preserve"> är en ytterst sällsynt ädelspindling som bildar mykorrhiza med tall och gran i ljusöppen och luckig kalkbarrskog. Främsta hotet är rationellt skogsbruk med slutavverkning eller andra avverkningar. Skydda kända lokaler formellt och om svampen påträffas på nya lokaler bör även dessa skyddas (SLU Artdatabanken, 2026).</w:t>
+      </w:r>
+    </w:p>
+    <w:p>
+      <w:r>
+        <w:rPr>
+          <w:b/>
+        </w:rPr>
+        <w:t xml:space="preserve">Kattfotslav (NT) </w:t>
+      </w:r>
+      <w:r>
+        <w:t xml:space="preserve">är en mycket god signalart i hela sitt svenska utbredningsområde och skogsbestånd med kattfotslav är alltid värdefulla ur naturvårdssynpunkt. Arten indikerar dels ett mikroklimat med konstant hög luftfuktighet, dels kontinuitet av äldre träd och god trädslutenhet. Trots att den är vanligare i sydvästra Sverige växer den enbart i skogsbestånd med höga naturvärden. Den är känslig för skogliga ingrepp som kan förändra lokal- och mikroklimat. Kattfotslav är typisk art för </w:t>
+      </w:r>
+      <w:r>
+        <w:rPr>
+          <w:i/>
+        </w:rPr>
+        <w:t xml:space="preserve">9010 Taiga, 9160 Näringsrik ekskog </w:t>
+      </w:r>
+      <w:r>
+        <w:t>och</w:t>
+      </w:r>
+      <w:r>
+        <w:rPr>
+          <w:i/>
+        </w:rPr>
+        <w:t xml:space="preserve"> 9190 Näringsfattig ekskog</w:t>
+      </w:r>
+      <w:r>
+        <w:t xml:space="preserve"> (Nitare &amp; Skogsstyrelsen, 2019; SLU Artdatabanken, 2026).</w:t>
+      </w:r>
+    </w:p>
+    <w:p>
+      <w:r>
+        <w:rPr>
+          <w:b/>
+        </w:rPr>
+        <w:t>Olivspindling</w:t>
+      </w:r>
+      <w:r>
+        <w:t xml:space="preserve"> växer uteslutande på näringsrik och kalkhaltig skogsmark där den huvudsakligen bildar mykorrhiza med gran och tall. Svampen är en typisk representant för kalkgranskogens särpräglade och rika svampflora. Kalavverkning är ett hot mot arten, eftersom den sannolikt kräver lång kontinuitet av äldre träd. Populationerna i landet bedöms därför minska beroende på slutavverkning av äldre barrskog på kalkhaltig mark (SLU Artdatabanken, 2024; Nitare &amp; Skogsstyrelsen, 2019).</w:t>
       </w:r>
     </w:p>
     <w:p>
@@ -359,7 +399,7 @@
         <w:rPr>
           <w:i/>
         </w:rPr>
-        <w:t>I det avverkningsanmälda skogsområdet har 2 naturvårdsarter varav 2 rödlistade arter sina livsmiljöer och växtplatser.</w:t>
+        <w:t>I det avverkningsanmälda skogsområdet har 4 naturvårdsarter varav 3 rödlistade arter sina livsmiljöer och växtplatser.</w:t>
       </w:r>
     </w:p>
     <w:p>
@@ -674,7 +714,7 @@
     <w:r>
       <w:tab/>
       <w:tab/>
-      <w:t>2026-10-28</w:t>
+      <w:t>2026-10-29</w:t>
       <w:br/>
       <w:br/>
     </w:r>

--- a/klagomål/A 62754-2025 FSC-klagomål.docx
+++ b/klagomål/A 62754-2025 FSC-klagomål.docx
@@ -714,7 +714,7 @@
     <w:r>
       <w:tab/>
       <w:tab/>
-      <w:t>2026-10-29</w:t>
+      <w:t>2026-10-31</w:t>
       <w:br/>
       <w:br/>
     </w:r>
